--- a/notes/current_documents/staged/HUF.DRAFT.BOOK.MANUSCRIPT.HUF_MATHEMATICS_V0_1_0_DRAFT/HUF_Mathematics_v0.1.0_DRAFT.docx
+++ b/notes/current_documents/staged/HUF.DRAFT.BOOK.MANUSCRIPT.HUF_MATHEMATICS_V0_1_0_DRAFT/HUF_Mathematics_v0.1.0_DRAFT.docx
@@ -4,12 +4,12 @@
   <w:body>
     <w:p>
       <w:r>
-        <w:t>CODES: BOOK, MATH | ART: CM, AS, TR, EB | EVID:E1 | POSTURE:OP | WEIGHTS: OP=0.80 TOOL=0.20 PEER=0.00 | CAP: OP_MIN=0.51 TOOL_MAX=0.49 | CANON:notes/current_documents/staged/HUF.DRAFT.BOOK.MANUSCRIPT.HUF_MATHEMATICS_V0_1_0_DRAFT/HUF_Mathematics_v0.1.0_DRAFT.docx</w:t>
-      </w:r>
-    </w:p>
-    <w:p>
-      <w:r>
-        <w:t>HUF-DOC: HUF.DRAFT.BOOK.MANUSCRIPT.HUF_MATHEMATICS_V0_1_0_DRAFT | HUF:1.1.8 | DOC:v0.1.0 | STATUS:draft | LANE:draft | RO:Peter Higgins</w:t>
+        <w:t>CODES: BOOK, MATH | ART: CM, AS, TR, EB | EVID:E0 | POSTURE:OP | WEIGHTS: OP=0.80 TOOL=0.20 PEER=0.00 | CAP: OP_MIN=0.51 TOOL_MAX=0.49 | CANON:notes/current_documents/staged/HUF.DRAFT.BOOK.MANUSCRIPT.HUF_MATHEMATICS_V0_1_0_DRAFT/HUF_Mathematics_v0.1.0_DRAFT.docx</w:t>
+      </w:r>
+    </w:p>
+    <w:p>
+      <w:r>
+        <w:t>HUF-DOC: HUF.DRAFT.BOOK.MANUSCRIPT.HUF_MATHEMATICS_V0_1_0_DRAFT | HUF:1.1.8 | DOC:v0.1.0 | STATUS:draft | LANE:DRAFT | RO:Peter Higgins</w:t>
       </w:r>
     </w:p>
     <w:p/>
